--- a/downloads/documents/04 Units/Unit 01 - Nutrition and Wellness - Kitchen Skills and Smart Eating/Lesson 01.22 - Careers in Nutrition and Culinary Arts and Unit 1 Test.docx
+++ b/downloads/documents/04 Units/Unit 01 - Nutrition and Wellness - Kitchen Skills and Smart Eating/Lesson 01.22 - Careers in Nutrition and Culinary Arts and Unit 1 Test.docx
@@ -324,7 +324,7 @@
         <w:t xml:space="preserve"> </w:t>
       </w:r>
       <w:r>
-        <w:t xml:space="preserve">Tier 3 (FACS): culinary arts, dietitian, food scientist, health inspector, food service director, career cluster (Hospitality and Tourism; Health Science; Agriculture, Food, and Natural Resources). See the unit vocabulary list for Turkish, Portuguese, and Spanish.</w:t>
+        <w:t xml:space="preserve">Tier 3 (FACS): culinary arts, dietitian, food scientist, health inspector, food service director, career cluster (Hospitality and Tourism; Health Science; Agriculture, Food, and Natural Resources). See the unit vocabulary list for the Spanish column.</w:t>
       </w:r>
     </w:p>
     <w:p>
@@ -1105,7 +1105,7 @@
         <w:t xml:space="preserve"> </w:t>
       </w:r>
       <w:r>
-        <w:t xml:space="preserve">in plain sentences; the education groups are color coded; the self-check has a sentence frame; the test is read aloud in a small group for any student with that support, with the item wording unchanged; the words career, degree, certificate, pay, and inspector are on the unit vocabulary card in Turkish, Portuguese, and Spanish.</w:t>
+        <w:t xml:space="preserve">in plain sentences; the education groups are color coded; the self-check has a sentence frame; the test is read aloud in a small group for any student with that support, with the item wording unchanged; the words career, degree, certificate, pay, and inspector are on the unit vocabulary card in Spanish.</w:t>
       </w:r>
     </w:p>
     <w:p>
@@ -1695,7 +1695,7 @@
     <w:sectPr>
       <w:headerReference w:type="default" r:id="rId9"/>
       <w:pgSz w:w="12240" w:h="15840"/>
-      <w:pgMar w:top="1440" w:bottom="1440" w:left="1440" w:right="1440" w:header="504"/>
+      <w:pgMar w:top="1152" w:bottom="1152" w:left="1152" w:right="1152" w:header="504"/>
     </w:sectPr>
   </w:body>
 </w:document>
